--- a/examples/autoencoder/doc/05_autoenc_stacked_e.docx
+++ b/examples/autoencoder/doc/05_autoenc_stacked_e.docx
@@ -53,6 +53,45 @@
       </w:pPr>
       <w:r>
         <w:rPr>
+          <w:rStyle w:val="FunctionTok"/>
+        </w:rPr>
+        <w:t xml:space="preserve">source</w:t>
+      </w:r>
+      <w:r>
+        <w:rPr>
+          <w:rStyle w:val="NormalTok"/>
+        </w:rPr>
+        <w:t xml:space="preserve">(</w:t>
+      </w:r>
+      <w:r>
+        <w:rPr>
+          <w:rStyle w:val="FunctionTok"/>
+        </w:rPr>
+        <w:t xml:space="preserve">url</w:t>
+      </w:r>
+      <w:r>
+        <w:rPr>
+          <w:rStyle w:val="NormalTok"/>
+        </w:rPr>
+        <w:t xml:space="preserve">(</w:t>
+      </w:r>
+      <w:r>
+        <w:rPr>
+          <w:rStyle w:val="StringTok"/>
+        </w:rPr>
+        <w:t xml:space="preserve">"https://raw.githubusercontent.com/cefet-rj-dal/daltoolboxdp/main/examples/seed.R"</w:t>
+      </w:r>
+      <w:r>
+        <w:rPr>
+          <w:rStyle w:val="NormalTok"/>
+        </w:rPr>
+        <w:t xml:space="preserve">))</w:t>
+      </w:r>
+      <w:r>
+        <w:br/>
+      </w:r>
+      <w:r>
+        <w:rPr>
           <w:rStyle w:val="CommentTok"/>
         </w:rPr>
         <w:t xml:space="preserve"># Installing example dependencies (if needed)</w:t>
@@ -397,6 +436,21 @@
       </w:r>
       <w:r>
         <w:rPr>
+          <w:rStyle w:val="FunctionTok"/>
+        </w:rPr>
+        <w:t xml:space="preserve">set_example_seed</w:t>
+      </w:r>
+      <w:r>
+        <w:rPr>
+          <w:rStyle w:val="NormalTok"/>
+        </w:rPr>
+        <w:t xml:space="preserve">()</w:t>
+      </w:r>
+      <w:r>
+        <w:br/>
+      </w:r>
+      <w:r>
+        <w:rPr>
           <w:rStyle w:val="NormalTok"/>
         </w:rPr>
         <w:t xml:space="preserve">preproc </w:t>
@@ -778,6 +832,21 @@
           <w:rStyle w:val="CommentTok"/>
         </w:rPr>
         <w:t xml:space="preserve"># Training the model</w:t>
+      </w:r>
+      <w:r>
+        <w:br/>
+      </w:r>
+      <w:r>
+        <w:rPr>
+          <w:rStyle w:val="FunctionTok"/>
+        </w:rPr>
+        <w:t xml:space="preserve">set_example_seed</w:t>
+      </w:r>
+      <w:r>
+        <w:rPr>
+          <w:rStyle w:val="NormalTok"/>
+        </w:rPr>
+        <w:t xml:space="preserve">()</w:t>
       </w:r>
       <w:r>
         <w:br/>
@@ -1547,7 +1616,7 @@
               <a:graphicData uri="http://schemas.openxmlformats.org/drawingml/2006/picture">
                 <pic:pic>
                   <pic:nvPicPr>
-                    <pic:cNvPr descr="/home/gpca/daltoolboxdp/examples/autoencoder/doc/05_autoenc_stacked_e_files/71e786dc648ce59d85497bb1eed60a793a20f512.png" id="11" name="Picture"/>
+                    <pic:cNvPr descr="/home/gpca/daltoolboxdp/examples/autoencoder/doc/05_autoenc_stacked_e_files/c7a1bf7501424d1dca729ee12868d2ded60eaef9.png" id="11" name="Picture"/>
                     <pic:cNvPicPr>
                       <a:picLocks noChangeArrowheads="1" noChangeAspect="1"/>
                     </pic:cNvPicPr>
@@ -1762,61 +1831,61 @@
         <w:rPr>
           <w:rStyle w:val="VerbatimChar"/>
         </w:rPr>
-        <w:t xml:space="preserve">##          [,1]      [,2]      [,3]</w:t>
-      </w:r>
-      <w:r>
-        <w:br/>
-      </w:r>
-      <w:r>
-        <w:rPr>
-          <w:rStyle w:val="VerbatimChar"/>
-        </w:rPr>
-        <w:t xml:space="preserve">## [1,] 1.063763 -1.286977 -1.789592</w:t>
-      </w:r>
-      <w:r>
-        <w:br/>
-      </w:r>
-      <w:r>
-        <w:rPr>
-          <w:rStyle w:val="VerbatimChar"/>
-        </w:rPr>
-        <w:t xml:space="preserve">## [2,] 1.112706 -1.370241 -1.901208</w:t>
-      </w:r>
-      <w:r>
-        <w:br/>
-      </w:r>
-      <w:r>
-        <w:rPr>
-          <w:rStyle w:val="VerbatimChar"/>
-        </w:rPr>
-        <w:t xml:space="preserve">## [3,] 1.139156 -1.415405 -1.963008</w:t>
-      </w:r>
-      <w:r>
-        <w:br/>
-      </w:r>
-      <w:r>
-        <w:rPr>
-          <w:rStyle w:val="VerbatimChar"/>
-        </w:rPr>
-        <w:t xml:space="preserve">## [4,] 1.142125 -1.420023 -1.970339</w:t>
-      </w:r>
-      <w:r>
-        <w:br/>
-      </w:r>
-      <w:r>
-        <w:rPr>
-          <w:rStyle w:val="VerbatimChar"/>
-        </w:rPr>
-        <w:t xml:space="preserve">## [5,] 1.121404 -1.383690 -1.922564</w:t>
-      </w:r>
-      <w:r>
-        <w:br/>
-      </w:r>
-      <w:r>
-        <w:rPr>
-          <w:rStyle w:val="VerbatimChar"/>
-        </w:rPr>
-        <w:t xml:space="preserve">## [6,] 1.077206 -1.307398 -1.820995</w:t>
+        <w:t xml:space="preserve">##            [,1]      [,2]      [,3]</w:t>
+      </w:r>
+      <w:r>
+        <w:br/>
+      </w:r>
+      <w:r>
+        <w:rPr>
+          <w:rStyle w:val="VerbatimChar"/>
+        </w:rPr>
+        <w:t xml:space="preserve">## [1,] -0.2930435 0.8482231 0.4212879</w:t>
+      </w:r>
+      <w:r>
+        <w:br/>
+      </w:r>
+      <w:r>
+        <w:rPr>
+          <w:rStyle w:val="VerbatimChar"/>
+        </w:rPr>
+        <w:t xml:space="preserve">## [2,] -0.3307444 0.9131165 0.4447812</w:t>
+      </w:r>
+      <w:r>
+        <w:br/>
+      </w:r>
+      <w:r>
+        <w:rPr>
+          <w:rStyle w:val="VerbatimChar"/>
+        </w:rPr>
+        <w:t xml:space="preserve">## [3,] -0.3476301 0.9421132 0.4557045</w:t>
+      </w:r>
+      <w:r>
+        <w:br/>
+      </w:r>
+      <w:r>
+        <w:rPr>
+          <w:rStyle w:val="VerbatimChar"/>
+        </w:rPr>
+        <w:t xml:space="preserve">## [4,] -0.3471685 0.9412640 0.4554250</w:t>
+      </w:r>
+      <w:r>
+        <w:br/>
+      </w:r>
+      <w:r>
+        <w:rPr>
+          <w:rStyle w:val="VerbatimChar"/>
+        </w:rPr>
+        <w:t xml:space="preserve">## [5,] -0.3303329 0.9124998 0.4447338</w:t>
+      </w:r>
+      <w:r>
+        <w:br/>
+      </w:r>
+      <w:r>
+        <w:rPr>
+          <w:rStyle w:val="VerbatimChar"/>
+        </w:rPr>
+        <w:t xml:space="preserve">## [6,] -0.2912646 0.8457237 0.4214774</w:t>
       </w:r>
     </w:p>
     <w:p>

--- a/examples/autoencoder/doc/05_autoenc_stacked_e.docx
+++ b/examples/autoencoder/doc/05_autoenc_stacked_e.docx
@@ -1616,7 +1616,7 @@
               <a:graphicData uri="http://schemas.openxmlformats.org/drawingml/2006/picture">
                 <pic:pic>
                   <pic:nvPicPr>
-                    <pic:cNvPr descr="/home/gpca/daltoolboxdp/examples/autoencoder/doc/05_autoenc_stacked_e_files/c7a1bf7501424d1dca729ee12868d2ded60eaef9.png" id="11" name="Picture"/>
+                    <pic:cNvPr descr="C:\Git\dal\daltoolboxdp\examples\autoencoder\doc\05_autoenc_stacked_e_files/6e267e798d48d9dcfd3413816a71817c92e25fa0.png" id="11" name="Picture"/>
                     <pic:cNvPicPr>
                       <a:picLocks noChangeArrowheads="1" noChangeAspect="1"/>
                     </pic:cNvPicPr>
@@ -1840,52 +1840,52 @@
         <w:rPr>
           <w:rStyle w:val="VerbatimChar"/>
         </w:rPr>
-        <w:t xml:space="preserve">## [1,] -0.2930435 0.8482231 0.4212879</w:t>
-      </w:r>
-      <w:r>
-        <w:br/>
-      </w:r>
-      <w:r>
-        <w:rPr>
-          <w:rStyle w:val="VerbatimChar"/>
-        </w:rPr>
-        <w:t xml:space="preserve">## [2,] -0.3307444 0.9131165 0.4447812</w:t>
-      </w:r>
-      <w:r>
-        <w:br/>
-      </w:r>
-      <w:r>
-        <w:rPr>
-          <w:rStyle w:val="VerbatimChar"/>
-        </w:rPr>
-        <w:t xml:space="preserve">## [3,] -0.3476301 0.9421132 0.4557045</w:t>
-      </w:r>
-      <w:r>
-        <w:br/>
-      </w:r>
-      <w:r>
-        <w:rPr>
-          <w:rStyle w:val="VerbatimChar"/>
-        </w:rPr>
-        <w:t xml:space="preserve">## [4,] -0.3471685 0.9412640 0.4554250</w:t>
-      </w:r>
-      <w:r>
-        <w:br/>
-      </w:r>
-      <w:r>
-        <w:rPr>
-          <w:rStyle w:val="VerbatimChar"/>
-        </w:rPr>
-        <w:t xml:space="preserve">## [5,] -0.3303329 0.9124998 0.4447338</w:t>
-      </w:r>
-      <w:r>
-        <w:br/>
-      </w:r>
-      <w:r>
-        <w:rPr>
-          <w:rStyle w:val="VerbatimChar"/>
-        </w:rPr>
-        <w:t xml:space="preserve">## [6,] -0.2912646 0.8457237 0.4214774</w:t>
+        <w:t xml:space="preserve">## [1,] -0.2930436 0.8482230 0.4212878</w:t>
+      </w:r>
+      <w:r>
+        <w:br/>
+      </w:r>
+      <w:r>
+        <w:rPr>
+          <w:rStyle w:val="VerbatimChar"/>
+        </w:rPr>
+        <w:t xml:space="preserve">## [2,] -0.3307446 0.9131166 0.4447813</w:t>
+      </w:r>
+      <w:r>
+        <w:br/>
+      </w:r>
+      <w:r>
+        <w:rPr>
+          <w:rStyle w:val="VerbatimChar"/>
+        </w:rPr>
+        <w:t xml:space="preserve">## [3,] -0.3476302 0.9421132 0.4557045</w:t>
+      </w:r>
+      <w:r>
+        <w:br/>
+      </w:r>
+      <w:r>
+        <w:rPr>
+          <w:rStyle w:val="VerbatimChar"/>
+        </w:rPr>
+        <w:t xml:space="preserve">## [4,] -0.3471685 0.9412638 0.4554250</w:t>
+      </w:r>
+      <w:r>
+        <w:br/>
+      </w:r>
+      <w:r>
+        <w:rPr>
+          <w:rStyle w:val="VerbatimChar"/>
+        </w:rPr>
+        <w:t xml:space="preserve">## [5,] -0.3303330 0.9124995 0.4447338</w:t>
+      </w:r>
+      <w:r>
+        <w:br/>
+      </w:r>
+      <w:r>
+        <w:rPr>
+          <w:rStyle w:val="VerbatimChar"/>
+        </w:rPr>
+        <w:t xml:space="preserve">## [6,] -0.2912647 0.8457237 0.4214774</w:t>
       </w:r>
     </w:p>
     <w:p>

--- a/examples/autoencoder/doc/05_autoenc_stacked_e.docx
+++ b/examples/autoencoder/doc/05_autoenc_stacked_e.docx
@@ -1616,7 +1616,7 @@
               <a:graphicData uri="http://schemas.openxmlformats.org/drawingml/2006/picture">
                 <pic:pic>
                   <pic:nvPicPr>
-                    <pic:cNvPr descr="C:\Git\dal\daltoolboxdp\examples\autoencoder\doc\05_autoenc_stacked_e_files/6e267e798d48d9dcfd3413816a71817c92e25fa0.png" id="11" name="Picture"/>
+                    <pic:cNvPr descr="/home/gpca/daltoolboxdp/examples/autoencoder/doc/05_autoenc_stacked_e_files/c7a1bf7501424d1dca729ee12868d2ded60eaef9.png" id="11" name="Picture"/>
                     <pic:cNvPicPr>
                       <a:picLocks noChangeArrowheads="1" noChangeAspect="1"/>
                     </pic:cNvPicPr>
@@ -1840,52 +1840,52 @@
         <w:rPr>
           <w:rStyle w:val="VerbatimChar"/>
         </w:rPr>
-        <w:t xml:space="preserve">## [1,] -0.2930436 0.8482230 0.4212878</w:t>
-      </w:r>
-      <w:r>
-        <w:br/>
-      </w:r>
-      <w:r>
-        <w:rPr>
-          <w:rStyle w:val="VerbatimChar"/>
-        </w:rPr>
-        <w:t xml:space="preserve">## [2,] -0.3307446 0.9131166 0.4447813</w:t>
-      </w:r>
-      <w:r>
-        <w:br/>
-      </w:r>
-      <w:r>
-        <w:rPr>
-          <w:rStyle w:val="VerbatimChar"/>
-        </w:rPr>
-        <w:t xml:space="preserve">## [3,] -0.3476302 0.9421132 0.4557045</w:t>
-      </w:r>
-      <w:r>
-        <w:br/>
-      </w:r>
-      <w:r>
-        <w:rPr>
-          <w:rStyle w:val="VerbatimChar"/>
-        </w:rPr>
-        <w:t xml:space="preserve">## [4,] -0.3471685 0.9412638 0.4554250</w:t>
-      </w:r>
-      <w:r>
-        <w:br/>
-      </w:r>
-      <w:r>
-        <w:rPr>
-          <w:rStyle w:val="VerbatimChar"/>
-        </w:rPr>
-        <w:t xml:space="preserve">## [5,] -0.3303330 0.9124995 0.4447338</w:t>
-      </w:r>
-      <w:r>
-        <w:br/>
-      </w:r>
-      <w:r>
-        <w:rPr>
-          <w:rStyle w:val="VerbatimChar"/>
-        </w:rPr>
-        <w:t xml:space="preserve">## [6,] -0.2912647 0.8457237 0.4214774</w:t>
+        <w:t xml:space="preserve">## [1,] -0.2930435 0.8482231 0.4212879</w:t>
+      </w:r>
+      <w:r>
+        <w:br/>
+      </w:r>
+      <w:r>
+        <w:rPr>
+          <w:rStyle w:val="VerbatimChar"/>
+        </w:rPr>
+        <w:t xml:space="preserve">## [2,] -0.3307444 0.9131165 0.4447812</w:t>
+      </w:r>
+      <w:r>
+        <w:br/>
+      </w:r>
+      <w:r>
+        <w:rPr>
+          <w:rStyle w:val="VerbatimChar"/>
+        </w:rPr>
+        <w:t xml:space="preserve">## [3,] -0.3476301 0.9421132 0.4557045</w:t>
+      </w:r>
+      <w:r>
+        <w:br/>
+      </w:r>
+      <w:r>
+        <w:rPr>
+          <w:rStyle w:val="VerbatimChar"/>
+        </w:rPr>
+        <w:t xml:space="preserve">## [4,] -0.3471685 0.9412640 0.4554250</w:t>
+      </w:r>
+      <w:r>
+        <w:br/>
+      </w:r>
+      <w:r>
+        <w:rPr>
+          <w:rStyle w:val="VerbatimChar"/>
+        </w:rPr>
+        <w:t xml:space="preserve">## [5,] -0.3303329 0.9124998 0.4447338</w:t>
+      </w:r>
+      <w:r>
+        <w:br/>
+      </w:r>
+      <w:r>
+        <w:rPr>
+          <w:rStyle w:val="VerbatimChar"/>
+        </w:rPr>
+        <w:t xml:space="preserve">## [6,] -0.2912646 0.8457237 0.4214774</w:t>
       </w:r>
     </w:p>
     <w:p>
